--- a/docs/study-guides/chapter-2/word/Lesson-2-06-Use-Partial-Sums-to-Add.docx
+++ b/docs/study-guides/chapter-2/word/Lesson-2-06-Use-Partial-Sums-to-Add.docx
@@ -2697,7 +2697,7 @@
                 <w:sz w:val="25"/>
                 <w:szCs w:val="25"/>
               </w:rPr>
-              <w:t xml:space="preserve">Kai adds 406 + 237. His partial sums are 600, 30, and 13. Kai says the sum is 600. Do you agree? Explain.</w:t>
+              <w:t xml:space="preserve">Kai adds 518 + 341. His partial sums are 800, 50, and 9. Kai says the sum is 800. Do you agree? Explain.</w:t>
             </w:r>
           </w:p>
           <w:p>
@@ -4757,9 +4757,385 @@
                   </w:tcMar>
                   <w:vAlign w:val="top"/>
                 </w:tcPr>
-                <w:p>
-                  <w:pPr>
-                    <w:spacing w:after="0" w:before="0" w:line="2304" w:lineRule="exact"/>
+                <w:tbl>
+                  <w:tblPr>
+                    <w:tblW w:type="dxa" w:w="3800"/>
+                    <w:tblBorders>
+                      <w:top w:val="none" w:color="FFFFFF" w:sz="0"/>
+                      <w:left w:val="none" w:color="FFFFFF" w:sz="0"/>
+                      <w:bottom w:val="none" w:color="FFFFFF" w:sz="0"/>
+                      <w:right w:val="none" w:color="FFFFFF" w:sz="0"/>
+                      <w:insideH w:val="none" w:color="FFFFFF" w:sz="0"/>
+                      <w:insideV w:val="none" w:color="FFFFFF" w:sz="0"/>
+                    </w:tblBorders>
+                    <w:tblLayout w:type="fixed"/>
+                  </w:tblPr>
+                  <w:tblGrid>
+                    <w:gridCol w:w="2300"/>
+                    <w:gridCol w:w="1500"/>
+                  </w:tblGrid>
+                  <w:tr>
+                    <w:trPr>
+                      <w:cantSplit/>
+                    </w:trPr>
+                    <w:tc>
+                      <w:tcPr>
+                        <w:tcW w:type="dxa" w:w="2300"/>
+                        <w:tcBorders>
+                          <w:top w:val="none" w:color="FFFFFF" w:sz="0"/>
+                          <w:left w:val="none" w:color="FFFFFF" w:sz="0"/>
+                          <w:bottom w:val="none" w:color="FFFFFF" w:sz="0"/>
+                          <w:right w:val="none" w:color="FFFFFF" w:sz="0"/>
+                        </w:tcBorders>
+                        <w:tcMar>
+                          <w:top w:type="dxa" w:w="10"/>
+                          <w:left w:type="dxa" w:w="40"/>
+                          <w:bottom w:type="dxa" w:w="10"/>
+                          <w:right w:type="dxa" w:w="60"/>
+                        </w:tcMar>
+                        <w:vAlign w:val="bottom"/>
+                      </w:tcPr>
+                      <w:p>
+                        <w:pPr>
+                          <w:keepLines/>
+                          <w:spacing w:after="0" w:before="0" w:line="264"/>
+                          <w:jc w:val="right"/>
+                        </w:pPr>
+                      </w:p>
+                    </w:tc>
+                    <w:tc>
+                      <w:tcPr>
+                        <w:tcW w:type="dxa" w:w="1500"/>
+                        <w:tcBorders>
+                          <w:top w:val="none" w:color="FFFFFF" w:sz="0"/>
+                          <w:left w:val="none" w:color="FFFFFF" w:sz="0"/>
+                          <w:bottom w:val="none" w:color="FFFFFF" w:sz="0"/>
+                          <w:right w:val="none" w:color="FFFFFF" w:sz="0"/>
+                        </w:tcBorders>
+                        <w:tcMar>
+                          <w:top w:type="dxa" w:w="10"/>
+                          <w:left w:type="dxa" w:w="40"/>
+                          <w:bottom w:type="dxa" w:w="10"/>
+                          <w:right w:type="dxa" w:w="60"/>
+                        </w:tcMar>
+                        <w:vAlign w:val="bottom"/>
+                      </w:tcPr>
+                      <w:p>
+                        <w:pPr>
+                          <w:keepLines/>
+                          <w:spacing w:after="0" w:before="0" w:line="264"/>
+                          <w:jc w:val="right"/>
+                        </w:pPr>
+                        <w:r>
+                          <w:rPr>
+                            <w:rFonts w:ascii="Arial" w:cs="Arial" w:eastAsia="Arial" w:hAnsi="Arial"/>
+                            <w:sz w:val="24"/>
+                            <w:szCs w:val="24"/>
+                          </w:rPr>
+                          <w:t xml:space="preserve">352</w:t>
+                        </w:r>
+                      </w:p>
+                    </w:tc>
+                  </w:tr>
+                  <w:tr>
+                    <w:trPr>
+                      <w:cantSplit/>
+                    </w:trPr>
+                    <w:tc>
+                      <w:tcPr>
+                        <w:tcW w:type="dxa" w:w="2300"/>
+                        <w:tcBorders>
+                          <w:top w:val="none" w:color="FFFFFF" w:sz="0"/>
+                          <w:left w:val="none" w:color="FFFFFF" w:sz="0"/>
+                          <w:bottom w:val="none" w:color="FFFFFF" w:sz="0"/>
+                          <w:right w:val="none" w:color="FFFFFF" w:sz="0"/>
+                        </w:tcBorders>
+                        <w:tcMar>
+                          <w:top w:type="dxa" w:w="10"/>
+                          <w:left w:type="dxa" w:w="40"/>
+                          <w:bottom w:type="dxa" w:w="10"/>
+                          <w:right w:type="dxa" w:w="60"/>
+                        </w:tcMar>
+                        <w:vAlign w:val="bottom"/>
+                      </w:tcPr>
+                      <w:p>
+                        <w:pPr>
+                          <w:keepLines/>
+                          <w:spacing w:after="0" w:before="0" w:line="264"/>
+                          <w:jc w:val="right"/>
+                        </w:pPr>
+                      </w:p>
+                    </w:tc>
+                    <w:tc>
+                      <w:tcPr>
+                        <w:tcW w:type="dxa" w:w="1500"/>
+                        <w:tcBorders>
+                          <w:top w:val="none" w:color="FFFFFF" w:sz="0"/>
+                          <w:left w:val="none" w:color="FFFFFF" w:sz="0"/>
+                          <w:bottom w:val="single" w:color="000000" w:sz="14"/>
+                          <w:right w:val="none" w:color="FFFFFF" w:sz="0"/>
+                        </w:tcBorders>
+                        <w:tcMar>
+                          <w:top w:type="dxa" w:w="10"/>
+                          <w:left w:type="dxa" w:w="40"/>
+                          <w:bottom w:type="dxa" w:w="10"/>
+                          <w:right w:type="dxa" w:w="60"/>
+                        </w:tcMar>
+                        <w:vAlign w:val="bottom"/>
+                      </w:tcPr>
+                      <w:p>
+                        <w:pPr>
+                          <w:keepLines/>
+                          <w:spacing w:after="0" w:before="0" w:line="264"/>
+                          <w:jc w:val="right"/>
+                        </w:pPr>
+                        <w:r>
+                          <w:rPr>
+                            <w:rFonts w:ascii="Arial" w:cs="Arial" w:eastAsia="Arial" w:hAnsi="Arial"/>
+                            <w:sz w:val="24"/>
+                            <w:szCs w:val="24"/>
+                          </w:rPr>
+                          <w:t xml:space="preserve">+   436</w:t>
+                        </w:r>
+                      </w:p>
+                    </w:tc>
+                  </w:tr>
+                  <w:tr>
+                    <w:trPr>
+                      <w:cantSplit/>
+                      <w:trHeight w:val="470" w:hRule="atLeast"/>
+                    </w:trPr>
+                    <w:tc>
+                      <w:tcPr>
+                        <w:tcW w:type="dxa" w:w="2300"/>
+                        <w:tcBorders>
+                          <w:top w:val="none" w:color="FFFFFF" w:sz="0"/>
+                          <w:left w:val="none" w:color="FFFFFF" w:sz="0"/>
+                          <w:bottom w:val="single" w:color="000000" w:sz="8"/>
+                          <w:right w:val="none" w:color="FFFFFF" w:sz="0"/>
+                        </w:tcBorders>
+                        <w:tcMar>
+                          <w:top w:type="dxa" w:w="10"/>
+                          <w:left w:type="dxa" w:w="40"/>
+                          <w:bottom w:type="dxa" w:w="10"/>
+                          <w:right w:type="dxa" w:w="60"/>
+                        </w:tcMar>
+                        <w:vAlign w:val="bottom"/>
+                      </w:tcPr>
+                      <w:p>
+                        <w:pPr>
+                          <w:keepLines/>
+                          <w:spacing w:after="0" w:before="0" w:line="264"/>
+                          <w:jc w:val="right"/>
+                        </w:pPr>
+                      </w:p>
+                    </w:tc>
+                    <w:tc>
+                      <w:tcPr>
+                        <w:tcW w:type="dxa" w:w="1500"/>
+                        <w:tcBorders>
+                          <w:top w:val="none" w:color="FFFFFF" w:sz="0"/>
+                          <w:left w:val="none" w:color="FFFFFF" w:sz="0"/>
+                          <w:bottom w:val="single" w:color="000000" w:sz="8"/>
+                          <w:right w:val="none" w:color="FFFFFF" w:sz="0"/>
+                        </w:tcBorders>
+                        <w:tcMar>
+                          <w:top w:type="dxa" w:w="10"/>
+                          <w:left w:type="dxa" w:w="40"/>
+                          <w:bottom w:type="dxa" w:w="10"/>
+                          <w:right w:type="dxa" w:w="60"/>
+                        </w:tcMar>
+                        <w:vAlign w:val="bottom"/>
+                      </w:tcPr>
+                      <w:p>
+                        <w:pPr>
+                          <w:keepLines/>
+                          <w:spacing w:after="0" w:before="0" w:line="264"/>
+                          <w:jc w:val="right"/>
+                        </w:pPr>
+                      </w:p>
+                    </w:tc>
+                  </w:tr>
+                  <w:tr>
+                    <w:trPr>
+                      <w:cantSplit/>
+                      <w:trHeight w:val="470" w:hRule="atLeast"/>
+                    </w:trPr>
+                    <w:tc>
+                      <w:tcPr>
+                        <w:tcW w:type="dxa" w:w="2300"/>
+                        <w:tcBorders>
+                          <w:top w:val="none" w:color="FFFFFF" w:sz="0"/>
+                          <w:left w:val="none" w:color="FFFFFF" w:sz="0"/>
+                          <w:bottom w:val="single" w:color="000000" w:sz="8"/>
+                          <w:right w:val="none" w:color="FFFFFF" w:sz="0"/>
+                        </w:tcBorders>
+                        <w:tcMar>
+                          <w:top w:type="dxa" w:w="10"/>
+                          <w:left w:type="dxa" w:w="40"/>
+                          <w:bottom w:type="dxa" w:w="10"/>
+                          <w:right w:type="dxa" w:w="60"/>
+                        </w:tcMar>
+                        <w:vAlign w:val="bottom"/>
+                      </w:tcPr>
+                      <w:p>
+                        <w:pPr>
+                          <w:keepLines/>
+                          <w:spacing w:after="0" w:before="0" w:line="264"/>
+                          <w:jc w:val="right"/>
+                        </w:pPr>
+                      </w:p>
+                    </w:tc>
+                    <w:tc>
+                      <w:tcPr>
+                        <w:tcW w:type="dxa" w:w="1500"/>
+                        <w:tcBorders>
+                          <w:top w:val="none" w:color="FFFFFF" w:sz="0"/>
+                          <w:left w:val="none" w:color="FFFFFF" w:sz="0"/>
+                          <w:bottom w:val="single" w:color="000000" w:sz="8"/>
+                          <w:right w:val="none" w:color="FFFFFF" w:sz="0"/>
+                        </w:tcBorders>
+                        <w:tcMar>
+                          <w:top w:type="dxa" w:w="10"/>
+                          <w:left w:type="dxa" w:w="40"/>
+                          <w:bottom w:type="dxa" w:w="10"/>
+                          <w:right w:type="dxa" w:w="60"/>
+                        </w:tcMar>
+                        <w:vAlign w:val="bottom"/>
+                      </w:tcPr>
+                      <w:p>
+                        <w:pPr>
+                          <w:keepLines/>
+                          <w:spacing w:after="0" w:before="0" w:line="264"/>
+                          <w:jc w:val="right"/>
+                        </w:pPr>
+                      </w:p>
+                    </w:tc>
+                  </w:tr>
+                  <w:tr>
+                    <w:trPr>
+                      <w:cantSplit/>
+                      <w:trHeight w:val="470" w:hRule="atLeast"/>
+                    </w:trPr>
+                    <w:tc>
+                      <w:tcPr>
+                        <w:tcW w:type="dxa" w:w="2300"/>
+                        <w:tcBorders>
+                          <w:top w:val="none" w:color="FFFFFF" w:sz="0"/>
+                          <w:left w:val="none" w:color="FFFFFF" w:sz="0"/>
+                          <w:bottom w:val="single" w:color="000000" w:sz="8"/>
+                          <w:right w:val="none" w:color="FFFFFF" w:sz="0"/>
+                        </w:tcBorders>
+                        <w:tcMar>
+                          <w:top w:type="dxa" w:w="10"/>
+                          <w:left w:type="dxa" w:w="40"/>
+                          <w:bottom w:type="dxa" w:w="10"/>
+                          <w:right w:type="dxa" w:w="60"/>
+                        </w:tcMar>
+                        <w:vAlign w:val="bottom"/>
+                      </w:tcPr>
+                      <w:p>
+                        <w:pPr>
+                          <w:keepLines/>
+                          <w:spacing w:after="0" w:before="0" w:line="264"/>
+                          <w:jc w:val="right"/>
+                        </w:pPr>
+                      </w:p>
+                    </w:tc>
+                    <w:tc>
+                      <w:tcPr>
+                        <w:tcW w:type="dxa" w:w="1500"/>
+                        <w:tcBorders>
+                          <w:top w:val="none" w:color="FFFFFF" w:sz="0"/>
+                          <w:left w:val="none" w:color="FFFFFF" w:sz="0"/>
+                          <w:bottom w:val="single" w:color="000000" w:sz="14"/>
+                          <w:right w:val="none" w:color="FFFFFF" w:sz="0"/>
+                        </w:tcBorders>
+                        <w:tcMar>
+                          <w:top w:type="dxa" w:w="10"/>
+                          <w:left w:type="dxa" w:w="40"/>
+                          <w:bottom w:type="dxa" w:w="10"/>
+                          <w:right w:type="dxa" w:w="60"/>
+                        </w:tcMar>
+                        <w:vAlign w:val="bottom"/>
+                      </w:tcPr>
+                      <w:p>
+                        <w:pPr>
+                          <w:keepLines/>
+                          <w:spacing w:after="0" w:before="0" w:line="264"/>
+                          <w:jc w:val="right"/>
+                        </w:pPr>
+                        <w:r>
+                          <w:rPr>
+                            <w:rFonts w:ascii="Arial" w:cs="Arial" w:eastAsia="Arial" w:hAnsi="Arial"/>
+                            <w:sz w:val="24"/>
+                            <w:szCs w:val="24"/>
+                          </w:rPr>
+                          <w:t xml:space="preserve">+</w:t>
+                        </w:r>
+                      </w:p>
+                    </w:tc>
+                  </w:tr>
+                  <w:tr>
+                    <w:trPr>
+                      <w:cantSplit/>
+                      <w:trHeight w:val="470" w:hRule="atLeast"/>
+                    </w:trPr>
+                    <w:tc>
+                      <w:tcPr>
+                        <w:tcW w:type="dxa" w:w="2300"/>
+                        <w:tcBorders>
+                          <w:top w:val="none" w:color="FFFFFF" w:sz="0"/>
+                          <w:left w:val="none" w:color="FFFFFF" w:sz="0"/>
+                          <w:bottom w:val="none" w:color="FFFFFF" w:sz="0"/>
+                          <w:right w:val="none" w:color="FFFFFF" w:sz="0"/>
+                        </w:tcBorders>
+                        <w:tcMar>
+                          <w:top w:type="dxa" w:w="10"/>
+                          <w:left w:type="dxa" w:w="40"/>
+                          <w:bottom w:type="dxa" w:w="10"/>
+                          <w:right w:type="dxa" w:w="60"/>
+                        </w:tcMar>
+                        <w:vAlign w:val="bottom"/>
+                      </w:tcPr>
+                      <w:p>
+                        <w:pPr>
+                          <w:keepLines/>
+                          <w:spacing w:after="0" w:before="0" w:line="264"/>
+                          <w:jc w:val="right"/>
+                        </w:pPr>
+                      </w:p>
+                    </w:tc>
+                    <w:tc>
+                      <w:tcPr>
+                        <w:tcW w:type="dxa" w:w="1500"/>
+                        <w:tcBorders>
+                          <w:top w:val="none" w:color="FFFFFF" w:sz="0"/>
+                          <w:left w:val="none" w:color="FFFFFF" w:sz="0"/>
+                          <w:bottom w:val="single" w:color="000000" w:sz="8"/>
+                          <w:right w:val="none" w:color="FFFFFF" w:sz="0"/>
+                        </w:tcBorders>
+                        <w:tcMar>
+                          <w:top w:type="dxa" w:w="10"/>
+                          <w:left w:type="dxa" w:w="40"/>
+                          <w:bottom w:type="dxa" w:w="10"/>
+                          <w:right w:type="dxa" w:w="60"/>
+                        </w:tcMar>
+                        <w:vAlign w:val="bottom"/>
+                      </w:tcPr>
+                      <w:p>
+                        <w:pPr>
+                          <w:keepLines/>
+                          <w:spacing w:after="0" w:before="0" w:line="264"/>
+                          <w:jc w:val="right"/>
+                        </w:pPr>
+                      </w:p>
+                    </w:tc>
+                  </w:tr>
+                </w:tbl>
+                <w:p>
+                  <w:pPr>
+                    <w:spacing w:after="0" w:before="0" w:line="80" w:lineRule="exact"/>
                   </w:pPr>
                 </w:p>
               </w:tc>
@@ -5270,7 +5646,7 @@
                 <w:sz w:val="21"/>
                 <w:szCs w:val="21"/>
               </w:rPr>
-              <w:t xml:space="preserve"> 600 is only the hundreds partial sum. Add all three: 600 + 30 + 13 = </w:t>
+              <w:t xml:space="preserve"> 800 is only the hundreds partial sum. Add all three: 800 + 50 + 9 = </w:t>
             </w:r>
             <w:r>
               <w:rPr>
@@ -5280,7 +5656,7 @@
                 <w:sz w:val="21"/>
                 <w:szCs w:val="21"/>
               </w:rPr>
-              <w:t xml:space="preserve">643</w:t>
+              <w:t xml:space="preserve">859</w:t>
             </w:r>
             <w:r>
               <w:rPr>

--- a/docs/study-guides/chapter-2/word/Lesson-2-06-Use-Partial-Sums-to-Add.docx
+++ b/docs/study-guides/chapter-2/word/Lesson-2-06-Use-Partial-Sums-to-Add.docx
@@ -4171,7 +4171,7 @@
                 <w:sz w:val="25"/>
                 <w:szCs w:val="25"/>
               </w:rPr>
-              <w:t xml:space="preserve">Nia used partial sums. Look at her work. Which two numbers did she add?</w:t>
+              <w:t xml:space="preserve">Nia used partial sums. Look at her work. Which two numbers did she add? How do you know?</w:t>
             </w:r>
           </w:p>
           <w:tbl>
@@ -4289,6 +4289,40 @@
                     <w:t xml:space="preserve">________ + ________ = 778</w:t>
                   </w:r>
                 </w:p>
+                <w:p>
+                  <w:pPr>
+                    <w:keepLines/>
+                    <w:tabs>
+                      <w:tab w:val="right" w:pos="4352" w:leader="underscore"/>
+                    </w:tabs>
+                    <w:spacing w:after="40" w:before="220"/>
+                  </w:pPr>
+                  <w:r>
+                    <w:rPr>
+                      <w:rFonts w:ascii="Arial" w:cs="Arial" w:eastAsia="Arial" w:hAnsi="Arial"/>
+                      <w:sz w:val="25"/>
+                      <w:szCs w:val="25"/>
+                    </w:rPr>
+                    <w:t xml:space="preserve">	</w:t>
+                  </w:r>
+                </w:p>
+                <w:p>
+                  <w:pPr>
+                    <w:keepLines/>
+                    <w:tabs>
+                      <w:tab w:val="right" w:pos="4352" w:leader="underscore"/>
+                    </w:tabs>
+                    <w:spacing w:after="40" w:before="220"/>
+                  </w:pPr>
+                  <w:r>
+                    <w:rPr>
+                      <w:rFonts w:ascii="Arial" w:cs="Arial" w:eastAsia="Arial" w:hAnsi="Arial"/>
+                      <w:sz w:val="25"/>
+                      <w:szCs w:val="25"/>
+                    </w:rPr>
+                    <w:t xml:space="preserve">	</w:t>
+                  </w:r>
+                </w:p>
               </w:tc>
             </w:tr>
           </w:tbl>
@@ -4351,8 +4385,13 @@
                 <w:sz w:val="25"/>
                 <w:szCs w:val="25"/>
               </w:rPr>
-              <w:t xml:space="preserve">How can you find the addends by looking at the partial sums?</w:t>
-            </w:r>
+              <w:t xml:space="preserve">A library lent 186 books on Monday. It lent the same number of books on Tuesday. How many books did it lend in the two days?</w:t>
+            </w:r>
+          </w:p>
+          <w:p>
+            <w:pPr>
+              <w:spacing w:after="0" w:before="0" w:line="1440" w:lineRule="exact"/>
+            </w:pPr>
           </w:p>
           <w:p>
             <w:pPr>
@@ -4368,17 +4407,8 @@
                 <w:sz w:val="25"/>
                 <w:szCs w:val="25"/>
               </w:rPr>
-              <w:t xml:space="preserve">	</w:t>
-            </w:r>
-          </w:p>
-          <w:p>
-            <w:pPr>
-              <w:keepLines/>
-              <w:tabs>
-                <w:tab w:val="right" w:pos="9304" w:leader="underscore"/>
-              </w:tabs>
-              <w:spacing w:after="40" w:before="220"/>
-            </w:pPr>
+              <w:t xml:space="preserve">Books: </w:t>
+            </w:r>
             <w:r>
               <w:rPr>
                 <w:rFonts w:ascii="Arial" w:cs="Arial" w:eastAsia="Arial" w:hAnsi="Arial"/>
@@ -4418,97 +4448,6 @@
                 <w:szCs w:val="28"/>
               </w:rPr>
               <w:t xml:space="preserve">7.</w:t>
-            </w:r>
-          </w:p>
-        </w:tc>
-        <w:tc>
-          <w:tcPr>
-            <w:tcW w:type="dxa" w:w="9564"/>
-            <w:gridSpan w:val="3"/>
-            <w:tcBorders>
-              <w:top w:val="none" w:color="FFFFFF" w:sz="0"/>
-              <w:left w:val="none" w:color="FFFFFF" w:sz="0"/>
-              <w:bottom w:val="dashed" w:color="999999" w:sz="6"/>
-              <w:right w:val="none" w:color="FFFFFF" w:sz="0"/>
-            </w:tcBorders>
-            <w:tcMar>
-              <w:bottom w:type="dxa" w:w="100"/>
-            </w:tcMar>
-          </w:tcPr>
-          <w:p>
-            <w:pPr>
-              <w:keepLines/>
-              <w:spacing w:after="80" w:before="20" w:line="264"/>
-            </w:pPr>
-            <w:r>
-              <w:rPr>
-                <w:rFonts w:ascii="Arial" w:cs="Arial" w:eastAsia="Arial" w:hAnsi="Arial"/>
-                <w:sz w:val="25"/>
-                <w:szCs w:val="25"/>
-              </w:rPr>
-              <w:t xml:space="preserve">A library lent 186 books on Monday. It lent the same number of books on Tuesday. How many books did it lend in the two days?</w:t>
-            </w:r>
-          </w:p>
-          <w:p>
-            <w:pPr>
-              <w:spacing w:after="0" w:before="0" w:line="1440" w:lineRule="exact"/>
-            </w:pPr>
-          </w:p>
-          <w:p>
-            <w:pPr>
-              <w:keepLines/>
-              <w:tabs>
-                <w:tab w:val="right" w:pos="9304" w:leader="underscore"/>
-              </w:tabs>
-              <w:spacing w:after="40" w:before="220"/>
-            </w:pPr>
-            <w:r>
-              <w:rPr>
-                <w:rFonts w:ascii="Arial" w:cs="Arial" w:eastAsia="Arial" w:hAnsi="Arial"/>
-                <w:sz w:val="25"/>
-                <w:szCs w:val="25"/>
-              </w:rPr>
-              <w:t xml:space="preserve">Books: </w:t>
-            </w:r>
-            <w:r>
-              <w:rPr>
-                <w:rFonts w:ascii="Arial" w:cs="Arial" w:eastAsia="Arial" w:hAnsi="Arial"/>
-                <w:sz w:val="25"/>
-                <w:szCs w:val="25"/>
-              </w:rPr>
-              <w:t xml:space="preserve">	</w:t>
-            </w:r>
-          </w:p>
-        </w:tc>
-      </w:tr>
-      <w:tr>
-        <w:trPr>
-          <w:cantSplit/>
-        </w:trPr>
-        <w:tc>
-          <w:tcPr>
-            <w:tcW w:type="dxa" w:w="660"/>
-            <w:tcBorders>
-              <w:top w:val="none" w:color="FFFFFF" w:sz="0"/>
-              <w:left w:val="none" w:color="FFFFFF" w:sz="0"/>
-              <w:bottom w:val="dashed" w:color="999999" w:sz="6"/>
-              <w:right w:val="none" w:color="FFFFFF" w:sz="0"/>
-            </w:tcBorders>
-          </w:tcPr>
-          <w:p>
-            <w:pPr>
-              <w:keepLines/>
-              <w:spacing w:after="0" w:before="0" w:line="264"/>
-            </w:pPr>
-            <w:r>
-              <w:rPr>
-                <w:rFonts w:ascii="Arial" w:cs="Arial" w:eastAsia="Arial" w:hAnsi="Arial"/>
-                <w:b/>
-                <w:bCs/>
-                <w:sz w:val="28"/>
-                <w:szCs w:val="28"/>
-              </w:rPr>
-              <w:t xml:space="preserve">8.</w:t>
             </w:r>
           </w:p>
         </w:tc>
@@ -5171,7 +5110,7 @@
                 <w:sz w:val="28"/>
                 <w:szCs w:val="28"/>
               </w:rPr>
-              <w:t xml:space="preserve">9.</w:t>
+              <w:t xml:space="preserve">8.</w:t>
             </w:r>
           </w:p>
         </w:tc>
@@ -5279,7 +5218,7 @@
                 <w:sz w:val="28"/>
                 <w:szCs w:val="28"/>
               </w:rPr>
-              <w:t xml:space="preserve">10.</w:t>
+              <w:t xml:space="preserve">9.</w:t>
             </w:r>
           </w:p>
         </w:tc>
@@ -6043,7 +5982,7 @@
                 <w:sz w:val="19"/>
                 <w:szCs w:val="19"/>
               </w:rPr>
-              <w:t xml:space="preserve">First numbers 300, 20, 5 make 325; second numbers 400, 50, 3 make 453.</w:t>
+              <w:t xml:space="preserve">The first numbers (300, 20, 5) make one addend and the second numbers (400, 50, 3) make the other. Accept any explanation that uses place value.</w:t>
             </w:r>
           </w:p>
         </w:tc>
@@ -6095,23 +6034,25 @@
                 <w:sz w:val="21"/>
                 <w:szCs w:val="21"/>
               </w:rPr>
-              <w:t xml:space="preserve">Put the first numbers of each partial-sum equation together to make one addend, and the second numbers to make the other.</w:t>
-            </w:r>
-          </w:p>
-          <w:p>
-            <w:pPr>
-              <w:keepLines/>
-              <w:spacing w:after="0" w:before="0" w:line="264"/>
-            </w:pPr>
-            <w:r>
-              <w:rPr>
-                <w:rFonts w:ascii="Arial" w:cs="Arial" w:eastAsia="Arial" w:hAnsi="Arial"/>
-                <w:i/>
-                <w:iCs/>
-                <w:sz w:val="19"/>
-                <w:szCs w:val="19"/>
-              </w:rPr>
-              <w:t xml:space="preserve">Accept any explanation that uses place value (hundreds, tens, ones).</w:t>
+              <w:t xml:space="preserve">186 + 186: 100 + 100 = 200; 80 + 80 = 160; 6 + 6 = 12. 200 + 160 + 12 = </w:t>
+            </w:r>
+            <w:r>
+              <w:rPr>
+                <w:rFonts w:ascii="Arial" w:cs="Arial" w:eastAsia="Arial" w:hAnsi="Arial"/>
+                <w:b/>
+                <w:bCs/>
+                <w:sz w:val="21"/>
+                <w:szCs w:val="21"/>
+              </w:rPr>
+              <w:t xml:space="preserve">372</w:t>
+            </w:r>
+            <w:r>
+              <w:rPr>
+                <w:rFonts w:ascii="Arial" w:cs="Arial" w:eastAsia="Arial" w:hAnsi="Arial"/>
+                <w:sz w:val="21"/>
+                <w:szCs w:val="21"/>
+              </w:rPr>
+              <w:t xml:space="preserve"> books</w:t>
             </w:r>
           </w:p>
         </w:tc>
@@ -6163,7 +6104,7 @@
                 <w:sz w:val="21"/>
                 <w:szCs w:val="21"/>
               </w:rPr>
-              <w:t xml:space="preserve">186 + 186: 100 + 100 = 200; 80 + 80 = 160; 6 + 6 = 12. 200 + 160 + 12 = </w:t>
+              <w:t xml:space="preserve">Stacked: 352 + 436 → 300 + 400 = 700; 50 + 30 = 80; 2 + 6 = 8. Sum </w:t>
             </w:r>
             <w:r>
               <w:rPr>
@@ -6173,15 +6114,23 @@
                 <w:sz w:val="21"/>
                 <w:szCs w:val="21"/>
               </w:rPr>
-              <w:t xml:space="preserve">372</w:t>
-            </w:r>
-            <w:r>
-              <w:rPr>
-                <w:rFonts w:ascii="Arial" w:cs="Arial" w:eastAsia="Arial" w:hAnsi="Arial"/>
-                <w:sz w:val="21"/>
-                <w:szCs w:val="21"/>
-              </w:rPr>
-              <w:t xml:space="preserve"> books</w:t>
+              <w:t xml:space="preserve">788</w:t>
+            </w:r>
+          </w:p>
+          <w:p>
+            <w:pPr>
+              <w:keepLines/>
+              <w:spacing w:after="0" w:before="0" w:line="264"/>
+            </w:pPr>
+            <w:r>
+              <w:rPr>
+                <w:rFonts w:ascii="Arial" w:cs="Arial" w:eastAsia="Arial" w:hAnsi="Arial"/>
+                <w:i/>
+                <w:iCs/>
+                <w:sz w:val="19"/>
+                <w:szCs w:val="19"/>
+              </w:rPr>
+              <w:t xml:space="preserve">The child should write the labels and partial sums in the stacked form, not just copy 788.</w:t>
             </w:r>
           </w:p>
         </w:tc>
@@ -6233,7 +6182,7 @@
                 <w:sz w:val="21"/>
                 <w:szCs w:val="21"/>
               </w:rPr>
-              <w:t xml:space="preserve">Stacked: 352 + 436 → 300 + 400 = 700; 50 + 30 = 80; 2 + 6 = 8. Sum </w:t>
+              <w:t xml:space="preserve">Max only added the hundreds. He forgot the tens (50 + 30 = 80) and ones (7 + 1 = 8). 600 + 80 + 8 = </w:t>
             </w:r>
             <w:r>
               <w:rPr>
@@ -6243,23 +6192,15 @@
                 <w:sz w:val="21"/>
                 <w:szCs w:val="21"/>
               </w:rPr>
-              <w:t xml:space="preserve">788</w:t>
-            </w:r>
-          </w:p>
-          <w:p>
-            <w:pPr>
-              <w:keepLines/>
-              <w:spacing w:after="0" w:before="0" w:line="264"/>
-            </w:pPr>
-            <w:r>
-              <w:rPr>
-                <w:rFonts w:ascii="Arial" w:cs="Arial" w:eastAsia="Arial" w:hAnsi="Arial"/>
-                <w:i/>
-                <w:iCs/>
-                <w:sz w:val="19"/>
-                <w:szCs w:val="19"/>
-              </w:rPr>
-              <w:t xml:space="preserve">The child should write the labels and partial sums in the stacked form, not just copy 788.</w:t>
+              <w:t xml:space="preserve">688</w:t>
+            </w:r>
+            <w:r>
+              <w:rPr>
+                <w:rFonts w:ascii="Arial" w:cs="Arial" w:eastAsia="Arial" w:hAnsi="Arial"/>
+                <w:sz w:val="21"/>
+                <w:szCs w:val="21"/>
+              </w:rPr>
+              <w:t xml:space="preserve">.</w:t>
             </w:r>
           </w:p>
         </w:tc>
@@ -6287,76 +6228,6 @@
                 <w:szCs w:val="22"/>
               </w:rPr>
               <w:t xml:space="preserve">9</w:t>
-            </w:r>
-          </w:p>
-        </w:tc>
-        <w:tc>
-          <w:tcPr>
-            <w:tcW w:type="dxa" w:w="9524"/>
-            <w:tcMar>
-              <w:top w:type="dxa" w:w="50"/>
-              <w:left w:type="dxa" w:w="120"/>
-              <w:bottom w:type="dxa" w:w="50"/>
-              <w:right w:type="dxa" w:w="120"/>
-            </w:tcMar>
-          </w:tcPr>
-          <w:p>
-            <w:pPr>
-              <w:keepLines/>
-              <w:spacing w:after="30" w:before="0" w:line="264"/>
-            </w:pPr>
-            <w:r>
-              <w:rPr>
-                <w:rFonts w:ascii="Arial" w:cs="Arial" w:eastAsia="Arial" w:hAnsi="Arial"/>
-                <w:sz w:val="21"/>
-                <w:szCs w:val="21"/>
-              </w:rPr>
-              <w:t xml:space="preserve">Max only added the hundreds. He forgot the tens (50 + 30 = 80) and ones (7 + 1 = 8). 600 + 80 + 8 = </w:t>
-            </w:r>
-            <w:r>
-              <w:rPr>
-                <w:rFonts w:ascii="Arial" w:cs="Arial" w:eastAsia="Arial" w:hAnsi="Arial"/>
-                <w:b/>
-                <w:bCs/>
-                <w:sz w:val="21"/>
-                <w:szCs w:val="21"/>
-              </w:rPr>
-              <w:t xml:space="preserve">688</w:t>
-            </w:r>
-            <w:r>
-              <w:rPr>
-                <w:rFonts w:ascii="Arial" w:cs="Arial" w:eastAsia="Arial" w:hAnsi="Arial"/>
-                <w:sz w:val="21"/>
-                <w:szCs w:val="21"/>
-              </w:rPr>
-              <w:t xml:space="preserve">.</w:t>
-            </w:r>
-          </w:p>
-        </w:tc>
-      </w:tr>
-      <w:tr>
-        <w:trPr>
-          <w:cantSplit/>
-        </w:trPr>
-        <w:tc>
-          <w:tcPr>
-            <w:tcW w:type="dxa" w:w="700"/>
-          </w:tcPr>
-          <w:p>
-            <w:pPr>
-              <w:keepLines/>
-              <w:spacing w:after="0" w:before="0" w:line="264"/>
-              <w:jc w:val="center"/>
-            </w:pPr>
-            <w:r>
-              <w:rPr>
-                <w:rFonts w:ascii="Arial" w:cs="Arial" w:eastAsia="Arial" w:hAnsi="Arial"/>
-                <w:b/>
-                <w:bCs/>
-                <w:sz w:val="22"/>
-                <w:szCs w:val="22"/>
-              </w:rPr>
-              <w:t xml:space="preserve">10</w:t>
             </w:r>
           </w:p>
         </w:tc>
